--- a/docs/ylgy_summary_report.docx
+++ b/docs/ylgy_summary_report.docx
@@ -128,10 +128,10 @@
         <w:rPr>
           <w:b/>
         </w:rPr>
-        <w:t>v1.4.9</w:t>
+        <w:t>v1.5.0</w:t>
       </w:r>
       <w:r>
-        <w:t>(2026-08-21)</w:t>
+        <w:t>(2026-08-23)</w:t>
       </w:r>
     </w:p>
     <w:p>
@@ -1465,6 +1465,86 @@
         <w:t>本次无玩法/数值改动,仅缩写改名 + 文档与数据迁移;测试全量通过</w:t>
       </w:r>
     </w:p>
+    <w:p>
+      <w:pPr>
+        <w:pStyle w:val="Heading3"/>
+      </w:pPr>
+      <w:r>
+        <w:t>v1.5.0(2026-08-23)</w:t>
+      </w:r>
+    </w:p>
+    <w:p>
+      <w:r>
+        <w:rPr>
+          <w:i/>
+          <w:color w:val="666666"/>
+        </w:rPr>
+        <w:t>更新贡献人:ps</w:t>
+      </w:r>
+    </w:p>
+    <w:p>
+      <w:r/>
+      <w:r>
+        <w:rPr>
+          <w:b/>
+        </w:rPr>
+        <w:t>局内排行参与开关</w:t>
+      </w:r>
+      <w:r/>
+    </w:p>
+    <w:p>
+      <w:pPr>
+        <w:pStyle w:val="ListBullet"/>
+      </w:pPr>
+      <w:r/>
+      <w:r>
+        <w:rPr>
+          <w:b/>
+        </w:rPr>
+        <w:t>问题</w:t>
+      </w:r>
+      <w:r>
+        <w:t>:昵称记忆后直接进入局内,「不参与排行榜」无从设置(该选择仅存在于首次开局弹窗)</w:t>
+      </w:r>
+    </w:p>
+    <w:p>
+      <w:pPr>
+        <w:pStyle w:val="ListBullet"/>
+      </w:pPr>
+      <w:r/>
+      <w:r>
+        <w:rPr>
+          <w:b/>
+        </w:rPr>
+        <w:t>开关</w:t>
+      </w:r>
+      <w:r>
+        <w:t>:昵称「✓」旁新增「☑ 参与排行 / ☐ 不参与排行」勾选栏式图标(共享组件 RankPartToggle),点击二次确认(是否切换 + 本局将重开)后切换并重启本局,昵称保留</w:t>
+      </w:r>
+    </w:p>
+    <w:p>
+      <w:pPr>
+        <w:pStyle w:val="ListBullet"/>
+      </w:pPr>
+      <w:r/>
+      <w:r>
+        <w:rPr>
+          <w:b/>
+        </w:rPr>
+        <w:t>结算明示</w:t>
+      </w:r>
+      <w:r>
+        <w:t>:选择不参与时,结算窗显示「已选择不参与排行榜,成绩未上榜」,不再与「未填写昵称」混用同一条文案</w:t>
+      </w:r>
+    </w:p>
+    <w:p>
+      <w:pPr>
+        <w:pStyle w:val="ListBullet"/>
+      </w:pPr>
+      <w:r>
+        <w:t>全量测试 92 项通过</w:t>
+      </w:r>
+    </w:p>
     <w:sectPr>
       <w:pgSz w:w="12240" w:h="15840"/>
       <w:pgMar w:top="1440" w:right="1800" w:bottom="1440" w:left="1800" w:header="720" w:footer="720" w:gutter="0"/>

--- a/docs/ylgy_summary_report.docx
+++ b/docs/ylgy_summary_report.docx
@@ -128,10 +128,10 @@
         <w:rPr>
           <w:b/>
         </w:rPr>
-        <w:t>v1.5.0</w:t>
+        <w:t>v1.5.2</w:t>
       </w:r>
       <w:r>
-        <w:t>(2026-08-23)</w:t>
+        <w:t>(2026-08-27)</w:t>
       </w:r>
     </w:p>
     <w:p>
@@ -1545,6 +1545,99 @@
         <w:t>全量测试 92 项通过</w:t>
       </w:r>
     </w:p>
+    <w:p>
+      <w:pPr>
+        <w:pStyle w:val="Heading3"/>
+      </w:pPr>
+      <w:r>
+        <w:t>v1.5.1(2026-08-27)</w:t>
+      </w:r>
+    </w:p>
+    <w:p>
+      <w:r>
+        <w:rPr>
+          <w:i/>
+          <w:color w:val="666666"/>
+        </w:rPr>
+        <w:t>更新贡献人:ps</w:t>
+      </w:r>
+    </w:p>
+    <w:p>
+      <w:r/>
+      <w:r>
+        <w:rPr>
+          <w:b/>
+        </w:rPr>
+        <w:t>排行榜会话令牌(防刷榜, v2.8.0 安全加固)</w:t>
+      </w:r>
+      <w:r/>
+    </w:p>
+    <w:p>
+      <w:pPr>
+        <w:pStyle w:val="ListBullet"/>
+      </w:pPr>
+      <w:r>
+        <w:t>开局向 `/ylgy/api/session` 申领一次性令牌, 成绩提交必须携带(服务端校验存在+难度+IP+实际时长); 结算缺失自动补领</w:t>
+      </w:r>
+    </w:p>
+    <w:p>
+      <w:pPr>
+        <w:pStyle w:val="ListBullet"/>
+      </w:pPr>
+      <w:r>
+        <w:t>控制台答案调试接口(hlgxDebug/hlgxAnswer)改为仅开发环境注册, 生产构建移除</w:t>
+      </w:r>
+    </w:p>
+    <w:p>
+      <w:pPr>
+        <w:pStyle w:val="Heading3"/>
+      </w:pPr>
+      <w:r>
+        <w:t>v1.5.2(2026-08-27)</w:t>
+      </w:r>
+    </w:p>
+    <w:p>
+      <w:r>
+        <w:rPr>
+          <w:i/>
+          <w:color w:val="666666"/>
+        </w:rPr>
+        <w:t>更新贡献人:ps</w:t>
+      </w:r>
+    </w:p>
+    <w:p>
+      <w:r/>
+      <w:r>
+        <w:rPr>
+          <w:b/>
+        </w:rPr>
+        <w:t>首次进入昵称弹窗</w:t>
+      </w:r>
+      <w:r/>
+    </w:p>
+    <w:p>
+      <w:pPr>
+        <w:pStyle w:val="ListBullet"/>
+      </w:pPr>
+      <w:r>
+        <w:t>新玩家(本机从未填昵称且未勾选不参与)进入局内时弹「开始游戏」昵称窗(共享组件 `NameEntryDialog`, 手游/端游一致), 避免忽略昵称导致成绩无法上榜; 保持昵称记忆规则(默认本机最后昵称参与, 直至主动修改)</w:t>
+      </w:r>
+    </w:p>
+    <w:p>
+      <w:pPr>
+        <w:pStyle w:val="ListBullet"/>
+      </w:pPr>
+      <w:r/>
+      <w:r>
+        <w:rPr>
+          <w:b/>
+        </w:rPr>
+        <w:t>计时暂停补偿</w:t>
+      </w:r>
+      <w:r>
+        <w:t>: 弹窗打开期间把开局时间戳同步前移, 停留时长不计入用时</w:t>
+      </w:r>
+    </w:p>
     <w:sectPr>
       <w:pgSz w:w="12240" w:h="15840"/>
       <w:pgMar w:top="1440" w:right="1800" w:bottom="1440" w:left="1800" w:header="720" w:footer="720" w:gutter="0"/>

--- a/docs/ylgy_summary_report.docx
+++ b/docs/ylgy_summary_report.docx
@@ -1559,7 +1559,7 @@
           <w:i/>
           <w:color w:val="666666"/>
         </w:rPr>
-        <w:t>更新贡献人:ps</w:t>
+        <w:t>更新贡献人:在下雨</w:t>
       </w:r>
     </w:p>
     <w:p>

--- a/docs/ylgy_summary_report.docx
+++ b/docs/ylgy_summary_report.docx
@@ -128,10 +128,10 @@
         <w:rPr>
           <w:b/>
         </w:rPr>
-        <w:t>v1.5.2</w:t>
+        <w:t>v1.5.3</w:t>
       </w:r>
       <w:r>
-        <w:t>(2026-08-27)</w:t>
+        <w:t>(2026-08-29)</w:t>
       </w:r>
     </w:p>
     <w:p>
@@ -1638,6 +1638,49 @@
         <w:t>: 弹窗打开期间把开局时间戳同步前移, 停留时长不计入用时</w:t>
       </w:r>
     </w:p>
+    <w:p>
+      <w:pPr>
+        <w:pStyle w:val="Heading3"/>
+      </w:pPr>
+      <w:r>
+        <w:t>v1.5.3(2026-08-29)</w:t>
+      </w:r>
+    </w:p>
+    <w:p>
+      <w:r>
+        <w:rPr>
+          <w:i/>
+          <w:color w:val="666666"/>
+        </w:rPr>
+        <w:t>更新贡献人:ps</w:t>
+      </w:r>
+    </w:p>
+    <w:p>
+      <w:r/>
+      <w:r>
+        <w:rPr>
+          <w:b/>
+        </w:rPr>
+        <w:t>音效(v1.5.3, 四游戏统一接入)</w:t>
+      </w:r>
+      <w:r/>
+    </w:p>
+    <w:p>
+      <w:pPr>
+        <w:pStyle w:val="ListBullet"/>
+      </w:pPr>
+      <w:r>
+        <w:t>复用全站音效引擎 `src/game/audio.ts`(Web Audio 合成, 零音频文件): 补全一个正确合法词 → 正确音(clear), 填出非法词扣血 → 错误音(hurt); 全部词填对通关 → 通关音(win), 血量耗尽失败 → 失败音(lose)</w:t>
+      </w:r>
+    </w:p>
+    <w:p>
+      <w:pPr>
+        <w:pStyle w:val="ListBullet"/>
+      </w:pPr>
+      <w:r>
+        <w:t>顶栏新增 🔊/🔇 静音按钮(与化了个学共享同一个静音状态)</w:t>
+      </w:r>
+    </w:p>
     <w:sectPr>
       <w:pgSz w:w="12240" w:h="15840"/>
       <w:pgMar w:top="1440" w:right="1800" w:bottom="1440" w:left="1800" w:header="720" w:footer="720" w:gutter="0"/>

--- a/docs/ylgy_summary_report.docx
+++ b/docs/ylgy_summary_report.docx
@@ -128,7 +128,7 @@
         <w:rPr>
           <w:b/>
         </w:rPr>
-        <w:t>v1.5.3</w:t>
+        <w:t>v1.5.4</w:t>
       </w:r>
       <w:r>
         <w:t>(2026-08-29)</w:t>
@@ -1681,6 +1681,117 @@
         <w:t>顶栏新增 🔊/🔇 静音按钮(与化了个学共享同一个静音状态)</w:t>
       </w:r>
     </w:p>
+    <w:p>
+      <w:pPr>
+        <w:pStyle w:val="Heading3"/>
+      </w:pPr>
+      <w:r>
+        <w:t>v1.5.4(2026-08-29)</w:t>
+      </w:r>
+    </w:p>
+    <w:p>
+      <w:r>
+        <w:rPr>
+          <w:i/>
+          <w:color w:val="666666"/>
+        </w:rPr>
+        <w:t>更新贡献人:ps</w:t>
+      </w:r>
+    </w:p>
+    <w:p>
+      <w:r/>
+      <w:r>
+        <w:rPr>
+          <w:b/>
+        </w:rPr>
+        <w:t>填满即检测重做: 改错重填继续扣血 + 红绿格子反馈</w:t>
+      </w:r>
+      <w:r/>
+    </w:p>
+    <w:p>
+      <w:pPr>
+        <w:pStyle w:val="ListBullet"/>
+      </w:pPr>
+      <w:r/>
+      <w:r>
+        <w:rPr>
+          <w:b/>
+        </w:rPr>
+        <w:t>每次填满都重新检测</w:t>
+      </w:r>
+      <w:r>
+        <w:t>:已判错的词,玩家修改字母后再填满,会按当前内容重新判定——仍然错误就</w:t>
+      </w:r>
+      <w:r>
+        <w:rPr>
+          <w:b/>
+        </w:rPr>
+        <w:t>继续扣血</w:t>
+      </w:r>
+      <w:r>
+        <w:t>(不再是只扣第一次);改对了才消除错误状态</w:t>
+      </w:r>
+    </w:p>
+    <w:p>
+      <w:pPr>
+        <w:pStyle w:val="ListBullet"/>
+      </w:pPr>
+      <w:r/>
+      <w:r>
+        <w:rPr>
+          <w:b/>
+        </w:rPr>
+        <w:t>错误格闪红 2 秒</w:t>
+      </w:r>
+      <w:r>
+        <w:t>:判错瞬间该词所有格子变红,2 秒后自动恢复无色(玩家可继续修改重试);红色提示期间仍可操作</w:t>
+      </w:r>
+    </w:p>
+    <w:p>
+      <w:pPr>
+        <w:pStyle w:val="ListBullet"/>
+      </w:pPr>
+      <w:r/>
+      <w:r>
+        <w:rPr>
+          <w:b/>
+        </w:rPr>
+        <w:t>正确格锁定常绿</w:t>
+      </w:r>
+      <w:r>
+        <w:t>:判为正确的词,所有格子固定禁止改动(填/擦都被拒绝, 交叉共享格同样锁定),常绿保持到对局结束</w:t>
+      </w:r>
+    </w:p>
+    <w:p>
+      <w:pPr>
+        <w:pStyle w:val="ListBullet"/>
+      </w:pPr>
+      <w:r/>
+      <w:r>
+        <w:rPr>
+          <w:b/>
+        </w:rPr>
+        <w:t>填空提示防落空</w:t>
+      </w:r>
+      <w:r>
+        <w:t>:提示只在未锁定的空位里选,不会浪费在已被正确词锁定的格子上</w:t>
+      </w:r>
+    </w:p>
+    <w:p>
+      <w:pPr>
+        <w:pStyle w:val="ListBullet"/>
+      </w:pPr>
+      <w:r/>
+      <w:r>
+        <w:rPr>
+          <w:b/>
+        </w:rPr>
+        <w:t>测试</w:t>
+      </w:r>
+      <w:r>
+        <w:t>:新增「改错重填再扣血」「正确词格子锁定」用例(含时间戳断言);全量 120 项通过</w:t>
+      </w:r>
+    </w:p>
     <w:sectPr>
       <w:pgSz w:w="12240" w:h="15840"/>
       <w:pgMar w:top="1440" w:right="1800" w:bottom="1440" w:left="1800" w:header="720" w:footer="720" w:gutter="0"/>

--- a/docs/ylgy_summary_report.docx
+++ b/docs/ylgy_summary_report.docx
@@ -128,7 +128,7 @@
         <w:rPr>
           <w:b/>
         </w:rPr>
-        <w:t>v1.5.4</w:t>
+        <w:t>v1.6.0</w:t>
       </w:r>
       <w:r>
         <w:t>(2026-08-29)</w:t>
@@ -1790,6 +1790,184 @@
       </w:r>
       <w:r>
         <w:t>:新增「改错重填再扣血」「正确词格子锁定」用例(含时间戳断言);全量 120 项通过</w:t>
+      </w:r>
+    </w:p>
+    <w:p>
+      <w:pPr>
+        <w:pStyle w:val="Heading3"/>
+      </w:pPr>
+      <w:r>
+        <w:t>v1.6.0(2026-08-30)</w:t>
+      </w:r>
+    </w:p>
+    <w:p>
+      <w:r>
+        <w:rPr>
+          <w:i/>
+          <w:color w:val="666666"/>
+        </w:rPr>
+        <w:t>更新贡献人:ps、在下雨、安比、Ttik</w:t>
+      </w:r>
+    </w:p>
+    <w:p>
+      <w:r/>
+      <w:r>
+        <w:rPr>
+          <w:b/>
+        </w:rPr>
+        <w:t>引入 AI(DeepSeek)单词检测, 修复多解法死锁</w:t>
+      </w:r>
+      <w:r/>
+    </w:p>
+    <w:p>
+      <w:pPr>
+        <w:pStyle w:val="ListBullet"/>
+      </w:pPr>
+      <w:r/>
+      <w:r>
+        <w:rPr>
+          <w:b/>
+        </w:rPr>
+        <w:t>问题</w:t>
+      </w:r>
+      <w:r>
+        <w:t>:原判定按「词库单词」校验——玩家填出的词若在词库里即变绿锁定, 但与本局参考答案不同时, 交叉格字母被锁死, 其他词无法再正确填出, 对局既不能过关也无法继续(多解法/超词库范围的情况)。</w:t>
+      </w:r>
+    </w:p>
+    <w:p>
+      <w:pPr>
+        <w:pStyle w:val="ListBullet"/>
+      </w:pPr>
+      <w:r/>
+      <w:r>
+        <w:rPr>
+          <w:b/>
+        </w:rPr>
+        <w:t>判定重构(v1.6.0)</w:t>
+      </w:r>
+      <w:r>
+        <w:t>:填满单词改为</w:t>
+      </w:r>
+      <w:r>
+        <w:rPr>
+          <w:b/>
+        </w:rPr>
+        <w:t>与生成时参考答案比对</w:t>
+      </w:r>
+      <w:r>
+        <w:t>——</w:t>
+      </w:r>
+    </w:p>
+    <w:p>
+      <w:r>
+        <w:t xml:space="preserve">  - 一致 → 变绿锁定(同步零延迟, 与原「正确」体验一致);</w:t>
+      </w:r>
+    </w:p>
+    <w:p>
+      <w:r>
+        <w:t xml:space="preserve">  - 不同 → </w:t>
+      </w:r>
+      <w:r>
+        <w:rPr>
+          <w:b/>
+        </w:rPr>
+        <w:t>异步调用 AI 检测</w:t>
+      </w:r>
+      <w:r>
+        <w:t>(后端 `/ylgy/api/ai`, DeepSeek `deepseek-chat` 模型):</w:t>
+      </w:r>
+    </w:p>
+    <w:p>
+      <w:r>
+        <w:t xml:space="preserve">    - 是真实单词 → 提示「本单词释义为 …。但不符合本局参考答案, 可能导致其他交叉单词无法正确填出, 请更换答案(该词未被锁定, 可删除重填)」——</w:t>
+      </w:r>
+      <w:r>
+        <w:rPr>
+          <w:b/>
+        </w:rPr>
+        <w:t>不锁定不扣血</w:t>
+      </w:r>
+      <w:r>
+        <w:t>, 玩家可删掉换成本局答案;</w:t>
+      </w:r>
+    </w:p>
+    <w:p>
+      <w:r>
+        <w:t xml:space="preserve">    - 不是真实单词 → 按填错处理(扣 1 血 + 红 2 秒, 沿用 v1.5.4 反馈);</w:t>
+      </w:r>
+    </w:p>
+    <w:p>
+      <w:r>
+        <w:t xml:space="preserve">    - AI 不可用(未配置密钥/超时/失败)→ </w:t>
+      </w:r>
+      <w:r>
+        <w:rPr>
+          <w:b/>
+        </w:rPr>
+        <w:t>自动回退词库判定</w:t>
+      </w:r>
+      <w:r>
+        <w:t>(旧行为)。</w:t>
+      </w:r>
+    </w:p>
+    <w:p>
+      <w:pPr>
+        <w:pStyle w:val="ListBullet"/>
+      </w:pPr>
+      <w:r/>
+      <w:r>
+        <w:rPr>
+          <w:b/>
+        </w:rPr>
+        <w:t>后端</w:t>
+      </w:r>
+      <w:r>
+        <w:t>(`functions/ylgy/api/ai.js`):DeepSeek OpenAI 兼容接口, JSON 输出(is_word/词性/中文释义 ≤18 字);密钥取环境变量 `DEEPSEEK_API_KEY`(不下发前端);每 IP 每分钟 20 次限频(KV);同词结果 KV 缓存 24h 省 AI 消耗;输入仅允许 a-z、2~15 字母。</w:t>
+      </w:r>
+    </w:p>
+    <w:p>
+      <w:pPr>
+        <w:pStyle w:val="ListBullet"/>
+      </w:pPr>
+      <w:r/>
+      <w:r>
+        <w:rPr>
+          <w:b/>
+        </w:rPr>
+        <w:t>前端</w:t>
+      </w:r>
+      <w:r>
+        <w:t>(`YlgyPage`):检测结果缓存(同词不重复调 AI)、检测中状态提示、过期结果丢弃(检测期间改词/换局)、amber 提示条 8 秒自动消失;玩法介绍新增「AI 单词检测」一节。</w:t>
+      </w:r>
+    </w:p>
+    <w:p>
+      <w:pPr>
+        <w:pStyle w:val="ListBullet"/>
+      </w:pPr>
+      <w:r/>
+      <w:r>
+        <w:rPr>
+          <w:b/>
+        </w:rPr>
+        <w:t>管理端配置(平台 v2.8.4)</w:t>
+      </w:r>
+      <w:r>
+        <w:t>:后台「AI 检测」页可实时修改提供商/模型/API Key(存 KV, 对局中即时生效免重新部署), 附「测试连接」;配置优先级 KV → 环境变量 `DEEPSEEK_API_KEY`</w:t>
+      </w:r>
+    </w:p>
+    <w:p>
+      <w:pPr>
+        <w:pStyle w:val="ListBullet"/>
+      </w:pPr>
+      <w:r/>
+      <w:r>
+        <w:rPr>
+          <w:b/>
+        </w:rPr>
+        <w:t>测试</w:t>
+      </w:r>
+      <w:r>
+        <w:t>:判定流程用例重构(非参考词不扣血待检测 / confirmWord 落定扣血与锁定 / 降级词库路径);全量 120 项通过</w:t>
       </w:r>
     </w:p>
     <w:sectPr>

--- a/docs/ylgy_summary_report.docx
+++ b/docs/ylgy_summary_report.docx
@@ -128,7 +128,7 @@
         <w:rPr>
           <w:b/>
         </w:rPr>
-        <w:t>v1.6.0</w:t>
+        <w:t>v1.6.1</w:t>
       </w:r>
       <w:r>
         <w:t>(2026-08-29)</w:t>
@@ -1968,6 +1968,93 @@
       </w:r>
       <w:r>
         <w:t>:判定流程用例重构(非参考词不扣血待检测 / confirmWord 落定扣血与锁定 / 降级词库路径);全量 120 项通过</w:t>
+      </w:r>
+    </w:p>
+    <w:p>
+      <w:pPr>
+        <w:pStyle w:val="Heading3"/>
+      </w:pPr>
+      <w:r>
+        <w:t>v1.6.1(2026-08-30)</w:t>
+      </w:r>
+    </w:p>
+    <w:p>
+      <w:r>
+        <w:rPr>
+          <w:i/>
+          <w:color w:val="666666"/>
+        </w:rPr>
+        <w:t>更新贡献人:ps</w:t>
+      </w:r>
+    </w:p>
+    <w:p>
+      <w:r/>
+      <w:r>
+        <w:rPr>
+          <w:b/>
+        </w:rPr>
+        <w:t>移动端自适应 + QWERTY 键盘 + 游玩上报</w:t>
+      </w:r>
+      <w:r/>
+    </w:p>
+    <w:p>
+      <w:pPr>
+        <w:pStyle w:val="ListBullet"/>
+      </w:pPr>
+      <w:r/>
+      <w:r>
+        <w:rPr>
+          <w:b/>
+        </w:rPr>
+        <w:t>手机端横向自适应</w:t>
+      </w:r>
+      <w:r>
+        <w:t>:难度切换行与昵称编辑行分离(昵称 + ✓ + 排行开关独占一行), 昵称行窄屏自动换行; 全站 `overflow-x: hidden` 兜底——各游戏在手机上无需左右划动即可看清全部按键与内容(上下滑动不受影响)</w:t>
+      </w:r>
+    </w:p>
+    <w:p>
+      <w:pPr>
+        <w:pStyle w:val="ListBullet"/>
+      </w:pPr>
+      <w:r/>
+      <w:r>
+        <w:rPr>
+          <w:b/>
+        </w:rPr>
+        <w:t>局内屏幕键盘按 QWERTY 真实布局</w:t>
+      </w:r>
+      <w:r>
+        <w:t>:三行(qwertyuiop / asdfghjkl / zxcvbnm+退格)贴近物理键盘, 不再按字母表顺序; 键位随屏宽弹性伸缩</w:t>
+      </w:r>
+    </w:p>
+    <w:p>
+      <w:pPr>
+        <w:pStyle w:val="ListBullet"/>
+      </w:pPr>
+      <w:r/>
+      <w:r>
+        <w:rPr>
+          <w:b/>
+        </w:rPr>
+        <w:t>规则提示文案</w:t>
+      </w:r>
+      <w:r>
+        <w:t>同步 v1.6.0 AI 检测机制</w:t>
+      </w:r>
+    </w:p>
+    <w:p>
+      <w:pPr>
+        <w:pStyle w:val="ListBullet"/>
+      </w:pPr>
+      <w:r/>
+      <w:r>
+        <w:rPr>
+          <w:b/>
+        </w:rPr>
+        <w:t>游玩记录上报</w:t>
+      </w:r>
+      <w:r>
+        <w:t>:未参与排行榜的游玩结算时上报 `/api/playlog`, 供后台「游玩记录」页查看(静默失败不影响对局)</w:t>
       </w:r>
     </w:p>
     <w:sectPr>
